--- a/03_output/job/drafts/Upstage_194880_AgentGYM/이력서_이기찬_Upstage_194880_20260714_1030.docx
+++ b/03_output/job/drafts/Upstage_194880_AgentGYM/이력서_이기찬_Upstage_194880_20260714_1030.docx
@@ -23,7 +23,7 @@
           <w:b/>
           <w:sz w:val="21"/>
         </w:rPr>
-        <w:t>Applied AI Engineer — 에이전트를 실제로 돌아가게 만들고, 왜 깨졌는지 볼 수 있게 만드는 엔지니어</w:t>
+        <w:t>Applied AI Engineer — 에이전트를 실제로 돌아가게 만들고, 감이 아니라 측정으로 고르는 엔지니어</w:t>
       </w:r>
     </w:p>
     <w:p>
@@ -35,7 +35,7 @@
           <w:b w:val="0"/>
           <w:sz w:val="17"/>
         </w:rPr>
-        <w:t>LangGraph 에이전트를 프로덕션에 배포해 2년째 운영하고, 그 실행을 관측·자동화 체계 위에 올렸습니다.</w:t>
+        <w:t>010-6666-2824 | gichanlee@icloud.com | 서울 강남구 | github.com/bookseal | bit-habit.com</w:t>
       </w:r>
     </w:p>
     <w:p>
@@ -44,22 +44,17 @@
       </w:pPr>
       <w:r>
         <w:rPr>
-          <w:b w:val="0"/>
+          <w:b/>
           <w:sz w:val="17"/>
         </w:rPr>
-        <w:t>010-6666-2824 | gichanlee@icloud.com | 서울시 강남구 자곡동</w:t>
+        <w:t>운영 현황: status.bit-habit.com · 인프라 문서: infra.bit-habit.com</w:t>
       </w:r>
-    </w:p>
-    <w:p>
-      <w:pPr>
-        <w:jc w:val="center"/>
-      </w:pPr>
       <w:r>
         <w:rPr>
           <w:b w:val="0"/>
           <w:sz w:val="17"/>
         </w:rPr>
-        <w:t>GitHub: github.com/bookseal | Portfolio: bit-habit.com | Wiki: wiki.bit-habit.com | LinkedIn: linkedin.com/in/bookseal</w:t>
+        <w:t xml:space="preserve"> (지금 상태를 바로 확인하실 수 있습니다)</w:t>
       </w:r>
     </w:p>
     <w:p>
@@ -81,37 +76,37 @@
         <w:rPr>
           <w:b/>
         </w:rPr>
-        <w:t>에이전트 개발 → 배포 → 운영을 혼자 완주 (BookToss)</w:t>
+        <w:t>Evals·실험 설계로 고릅니다</w:t>
       </w:r>
       <w:r>
         <w:rPr>
           <w:b w:val="0"/>
         </w:rPr>
-        <w:t xml:space="preserve"> — LangGraph + Tool Calling으로 공개 API가 없는 서울 25개 구립도서관을 통합 검색하는 에이전트를 만들어 </w:t>
+        <w:t xml:space="preserve"> — 항공법 1,297쪽 RAG를 </w:t>
       </w:r>
       <w:r>
         <w:rPr>
           <w:b/>
         </w:rPr>
-        <w:t>실제 서비스로 배포·운영</w:t>
+        <w:t>45개 설정 그리드서치</w:t>
       </w:r>
       <w:r>
         <w:rPr>
           <w:b w:val="0"/>
         </w:rPr>
-        <w:t xml:space="preserve">. 도서 탐색 5분 → 1분(80%↓). </w:t>
+        <w:t xml:space="preserve">(청킹×임베딩×검색×K)로 튜닝. blind 14문항 홀드아웃에 coverage/recall/MRR 측정. </w:t>
       </w:r>
       <w:r>
         <w:rPr>
           <w:b/>
         </w:rPr>
-        <w:t>Upstage Solar API로 추론 엔진을 재구축</w:t>
+        <w:t>강사 채점 9/10 · 수강생 중 1등</w:t>
       </w:r>
       <w:r>
         <w:rPr>
           <w:b w:val="0"/>
         </w:rPr>
-        <w:t>하고 도입 마찰·한계를 재현 절차와 함께 공개 피드백으로 정리.</w:t>
+        <w:t>.</w:t>
       </w:r>
     </w:p>
     <w:p>
@@ -122,25 +117,37 @@
         <w:rPr>
           <w:b/>
         </w:rPr>
-        <w:t>프로토타입 → PoC → Product 전환 (현직)</w:t>
+        <w:t>Structured Output · Tool Calling</w:t>
       </w:r>
       <w:r>
         <w:rPr>
           <w:b w:val="0"/>
         </w:rPr>
-        <w:t xml:space="preserve"> — Claude Code·Codex 에이전트를 사내 개발 프로세스에 이식해 이슈 생성→PR→코드리뷰 자동화. 정부 지침서 검토 워크플로우를 10시간 → 2시간으로 단축하고, </w:t>
+        <w:t xml:space="preserve"> — 강제 tool_use + </w:t>
       </w:r>
       <w:r>
         <w:rPr>
           <w:b/>
         </w:rPr>
-        <w:t>비전공자가 스스로 돌릴 수 있는 상태까지</w:t>
+        <w:t>Pydantic 검증</w:t>
       </w:r>
       <w:r>
         <w:rPr>
           <w:b w:val="0"/>
         </w:rPr>
-        <w:t xml:space="preserve"> 문서화·온보딩.</w:t>
+        <w:t xml:space="preserve"> 추출기. LangGraph 에이전트(BookToss)를 배포해 </w:t>
+      </w:r>
+      <w:r>
+        <w:rPr>
+          <w:b/>
+        </w:rPr>
+        <w:t>2년째 운영 중</w:t>
+      </w:r>
+      <w:r>
+        <w:rPr>
+          <w:b w:val="0"/>
+        </w:rPr>
+        <w:t>.</w:t>
       </w:r>
     </w:p>
     <w:p>
@@ -151,31 +158,25 @@
         <w:rPr>
           <w:b/>
         </w:rPr>
-        <w:t>AI 시스템의 관측(observability)과 배포 체계</w:t>
+        <w:t>관측(observability)과 배포 체계</w:t>
       </w:r>
       <w:r>
         <w:rPr>
           <w:b w:val="0"/>
         </w:rPr>
-        <w:t xml:space="preserve"> — 단일 k3s 클러스터에 14개 서비스를 2년째 무중단 운영. Prometheus 관측 스택 + ArgoCD GitOps CI/CD. </w:t>
+        <w:t xml:space="preserve"> — k3s 14개 서비스 2년 무중단. Prometheus·Gatus 관측, ArgoCD GitOps. </w:t>
       </w:r>
       <w:r>
         <w:rPr>
           <w:b/>
         </w:rPr>
-        <w:t>LLM 앱을 요청 시 0→1로 띄우고 유휴 시 0으로 내리는 scale-to-zero 런처</w:t>
+        <w:t>LLM 앱 scale-to-zero 런처</w:t>
       </w:r>
       <w:r>
         <w:rPr>
           <w:b w:val="0"/>
         </w:rPr>
-        <w:t xml:space="preserve">를 직접 구현(llm-app-lab). </w:t>
-      </w:r>
-      <w:r>
-        <w:rPr>
-          <w:b/>
-        </w:rPr>
-        <w:t>status.bit-habit.com에서 지금 상태를 확인하실 수 있습니다.</w:t>
+        <w:t xml:space="preserve"> 직접 구현(0→1 스케일업, 유휴 회수).</w:t>
       </w:r>
     </w:p>
     <w:p>
@@ -186,13 +187,13 @@
         <w:rPr>
           <w:b/>
         </w:rPr>
-        <w:t>CS Fundamental</w:t>
+        <w:t>프로덕션 SWE</w:t>
       </w:r>
       <w:r>
         <w:rPr>
           <w:b w:val="0"/>
         </w:rPr>
-        <w:t xml:space="preserve"> — École 42 Seoul에서 UNIX 시스템·네트워크·동시성을 C로 밑바닥부터 구현. 소켓 서버(IRC), 스레드·데드락(philosopher), Docker 인프라(inception)를 직접 만듦.</w:t>
+        <w:t xml:space="preserve"> — 도메인 로직을 UI·DB에서 분리하고 단위 테스트로 고정(quali-fit). Docker·CI/CD 배포, PR 리뷰 중심 협업.</w:t>
       </w:r>
     </w:p>
     <w:p>
@@ -217,7 +218,7 @@
         <w:rPr>
           <w:b w:val="0"/>
         </w:rPr>
-        <w:t>한국경영분석연구원 | AI Technical Product Manager / Lead AI FDE</w:t>
+        <w:t>한국경영분석연구원 (KIBA) | AI Technical Product Manager / Lead AI FDE</w:t>
       </w:r>
       <w:r>
         <w:rPr>
@@ -235,13 +236,13 @@
         <w:rPr>
           <w:b/>
         </w:rPr>
-        <w:t>LLM 에이전트를 사내 개발 프로세스에 내재화</w:t>
+        <w:t>LLM 에이전트를 사내 실행 표준으로 내재화</w:t>
       </w:r>
       <w:r>
         <w:rPr>
           <w:b w:val="0"/>
         </w:rPr>
-        <w:t xml:space="preserve"> — Claude Code·Codex를 도입해 GitHub Issue 생성부터 PR 작성·코드 리뷰까지 자동화. 팀 전체가 쓰는 실행 표준으로 정착시킴. Teams 실시간 자막(STT)을 NotebookLM과 연동해 회의록 요약·검색을 자동화.</w:t>
+        <w:t xml:space="preserve"> — Claude Code·Codex를 개발 프로세스에 이식해 이슈→PR→코드리뷰 자동화. Teams STT를 NotebookLM에 연동해 회의록 요약·검색 자동화.</w:t>
       </w:r>
     </w:p>
     <w:p>
@@ -258,31 +259,19 @@
         <w:rPr>
           <w:b w:val="0"/>
         </w:rPr>
-        <w:t xml:space="preserve"> — 정부 소프트웨어 대가 산정 가이드 분석 업무를 LLM 워크플로우로 재설계해 </w:t>
+        <w:t xml:space="preserve"> — 정부 대가 산정 가이드 분석을 LLM 워크플로우로 재설계해 10시간 → 2시간. </w:t>
       </w:r>
       <w:r>
         <w:rPr>
           <w:b/>
         </w:rPr>
-        <w:t>10시간 → 2시간</w:t>
+        <w:t>비전공자가 저 없이 돌릴 수 있도록</w:t>
       </w:r>
       <w:r>
         <w:rPr>
           <w:b w:val="0"/>
         </w:rPr>
-        <w:t xml:space="preserve">으로 단축. </w:t>
-      </w:r>
-      <w:r>
-        <w:rPr>
-          <w:b/>
-        </w:rPr>
-        <w:t>비전공자 팀원이 저 없이 스스로 돌릴 수 있도록</w:t>
-      </w:r>
-      <w:r>
-        <w:rPr>
-          <w:b w:val="0"/>
-        </w:rPr>
-        <w:t xml:space="preserve"> 절차를 문서화·온보딩.</w:t>
+        <w:t xml:space="preserve"> 문서화·온보딩.</w:t>
       </w:r>
     </w:p>
     <w:p>
@@ -293,30 +282,25 @@
         <w:rPr>
           <w:b/>
         </w:rPr>
-        <w:t>API 설계·모듈화·배포</w:t>
+        <w:t>프로덕션 레벨 설계·테스트·배포 (quali-fit)</w:t>
       </w:r>
       <w:r>
         <w:rPr>
           <w:b w:val="0"/>
         </w:rPr>
-        <w:t xml:space="preserve"> — 사내 HR·자격증 추천 시스템(Quali-fit)을 기획부터 배포까지 리드. Ubuntu 서버에 Docker/k3s 환경을 구축하고 PR 병합 시 자동 배포되는 CI/CD 파이프라인 운영.</w:t>
+        <w:t xml:space="preserve"> — 사내 인력 추천 도구. </w:t>
       </w:r>
-    </w:p>
-    <w:p>
-      <w:pPr>
-        <w:pStyle w:val="a0"/>
-      </w:pPr>
       <w:r>
         <w:rPr>
           <w:b/>
         </w:rPr>
-        <w:t>반복 병목을 구조로 제거</w:t>
+        <w:t>도메인 로직(scoring·validation)을 UI·DB에서 완전히 분리</w:t>
       </w:r>
       <w:r>
         <w:rPr>
           <w:b w:val="0"/>
         </w:rPr>
-        <w:t xml:space="preserve"> — 피드백 포털을 하드코딩 대신 검증된 오픈소스로 대체, 대가 산정 가이드는 크롤링 자동 동기화로 사람 손을 뺌.</w:t>
+        <w:t>하고 단위 테스트로 고정 — 프론트를 FastAPI로 갈아끼워도 재작성이 필요 없는 구조. Docker 이미지로 배포.</w:t>
       </w:r>
     </w:p>
     <w:p>
@@ -333,7 +317,7 @@
         <w:rPr>
           <w:b w:val="0"/>
         </w:rPr>
-        <w:t xml:space="preserve"> — GitHub PR 리뷰 중심 프로세스 정착. 12시간 시차(시애틀) 환경에서 비동기 병합 체계를 설계해 개발이 끊기지 않게 함. 주니어 대상 Git 브랜치 전략·클라우드 환경 교육 운영.</w:t>
+        <w:t xml:space="preserve"> — PR 리뷰 중심 프로세스 정착. 12시간 시차(시애틀) 환경에서 비동기 병합 체계를 설계해 개발이 끊기지 않게 함.</w:t>
       </w:r>
     </w:p>
     <w:p>
@@ -365,19 +349,25 @@
         <w:rPr>
           <w:b/>
         </w:rPr>
-        <w:t>AI 앱 온디맨드 서빙 (k3s scale-to-zero)</w:t>
+        <w:t>LLM App Lab — 에이전트 실행·평가 실험실</w:t>
       </w:r>
       <w:r>
         <w:rPr>
           <w:b w:val="0"/>
         </w:rPr>
-        <w:t xml:space="preserve"> — 정적 페이지의 버튼 클릭으로 Deployment를 0→1 스케일업해 LLM 앱을 띄우고, 유휴 시 자동으로 0으로 회수. Traefik + cert-manager로 라우팅·TLS 자동화. </w:t>
+        <w:t xml:space="preserve"> (llm-app-lab.bit-habit.com) — Flask + Anthropic SDK 앱들을 </w:t>
       </w:r>
       <w:r>
         <w:rPr>
           <w:b/>
         </w:rPr>
-        <w:t>서빙 비용 $0 유지.</w:t>
+        <w:t>k3s scale-to-zero 런처</w:t>
+      </w:r>
+      <w:r>
+        <w:rPr>
+          <w:b w:val="0"/>
+        </w:rPr>
+        <w:t>로 온디맨드 서빙(0→1, 유휴 시 자동 회수). 강제 tool_use+Pydantic 추출기, RAG, 임베딩, 파인튜닝 모듈을 브라우저에서 실행.</w:t>
       </w:r>
     </w:p>
     <w:p>
@@ -388,13 +378,61 @@
         <w:rPr>
           <w:b/>
         </w:rPr>
-        <w:t>단일 k3s 클러스터에 14개 서비스 운영</w:t>
+        <w:t>RAG 최적화 — 감이 아니라 측정으로</w:t>
       </w:r>
       <w:r>
         <w:rPr>
           <w:b w:val="0"/>
         </w:rPr>
-        <w:t xml:space="preserve"> — 네트워크·스토리지·인그레스 설계. 2년 이상 실사용 트래픽 무중단 운영.</w:t>
+        <w:t xml:space="preserve"> — 14 CFR 1,297쪽. §경계 청킹으로 coverage 0.86(고정 청킹 0.41). 45개 설정 그리드서치 후 </w:t>
+      </w:r>
+      <w:r>
+        <w:rPr>
+          <w:b/>
+        </w:rPr>
+        <w:t>"노이즈 범위면 더 싼 쪽"</w:t>
+      </w:r>
+      <w:r>
+        <w:rPr>
+          <w:b w:val="0"/>
+        </w:rPr>
+        <w:t xml:space="preserve"> 규칙으로 배포본 선정(토큰 38%↓), 재랭킹으로 최악 질문 </w:t>
+      </w:r>
+      <w:r>
+        <w:rPr>
+          <w:b/>
+        </w:rPr>
+        <w:t>15,482→2,256 토큰</w:t>
+      </w:r>
+      <w:r>
+        <w:rPr>
+          <w:b w:val="0"/>
+        </w:rPr>
+        <w:t xml:space="preserve">. 더 잘 검색하는 agentic 루프는 비용 대비 이득이 없어 </w:t>
+      </w:r>
+      <w:r>
+        <w:rPr>
+          <w:b/>
+        </w:rPr>
+        <w:t>폐기하고 single-shot 배포</w:t>
+      </w:r>
+      <w:r>
+        <w:rPr>
+          <w:b w:val="0"/>
+        </w:rPr>
+        <w:t xml:space="preserve">. 강사 채점 </w:t>
+      </w:r>
+      <w:r>
+        <w:rPr>
+          <w:b/>
+        </w:rPr>
+        <w:t>9/10 · 수강생 중 1등</w:t>
+      </w:r>
+      <w:r>
+        <w:rPr>
+          <w:b w:val="0"/>
+        </w:rPr>
+        <w:t>.</w:t>
       </w:r>
     </w:p>
     <w:p>
@@ -405,49 +443,37 @@
         <w:rPr>
           <w:b/>
         </w:rPr>
-        <w:t>배포 자동화와 관측 체계</w:t>
+        <w:t>BookToss — LangGraph 에이전트</w:t>
       </w:r>
       <w:r>
         <w:rPr>
           <w:b w:val="0"/>
         </w:rPr>
-        <w:t xml:space="preserve"> — ArgoCD 선언형 GitOps 파이프라인 표준화. Prometheus 관측 스택 구성. 전 엔드포인트 실시간 헬스 대시보드(</w:t>
+        <w:t xml:space="preserve"> — 공개 API 없는 도서관 25곳을 웹 도구로 감싸 </w:t>
       </w:r>
       <w:r>
         <w:rPr>
           <w:b/>
         </w:rPr>
-        <w:t>status.bit-habit.com</w:t>
+        <w:t>Tool Calling</w:t>
       </w:r>
       <w:r>
         <w:rPr>
           <w:b w:val="0"/>
         </w:rPr>
-        <w:t>)와 아키텍처 문서(</w:t>
+        <w:t xml:space="preserve">으로 통합 검색. 실패·재시도를 상태 그래프로 처리(5분→1분). </w:t>
       </w:r>
       <w:r>
         <w:rPr>
           <w:b/>
         </w:rPr>
-        <w:t>infra.bit-habit.com</w:t>
+        <w:t>Solar API로 재구축</w:t>
       </w:r>
       <w:r>
         <w:rPr>
           <w:b w:val="0"/>
         </w:rPr>
-        <w:t xml:space="preserve">)를 </w:t>
-      </w:r>
-      <w:r>
-        <w:rPr>
-          <w:b/>
-        </w:rPr>
-        <w:t>외부에 공개</w:t>
-      </w:r>
-      <w:r>
-        <w:rPr>
-          <w:b w:val="0"/>
-        </w:rPr>
-        <w:t>해 상시 검증 가능한 상태로 운영.</w:t>
+        <w:t xml:space="preserve"> 후 강점·한계를 공개 피드백으로 정리.</w:t>
       </w:r>
     </w:p>
     <w:p>
@@ -458,13 +484,13 @@
         <w:rPr>
           <w:b/>
         </w:rPr>
-        <w:t>웹 인증·보안 직접 구현</w:t>
+        <w:t>k3s 14개 서비스 운영 · 관측 외부 공개</w:t>
       </w:r>
       <w:r>
         <w:rPr>
           <w:b w:val="0"/>
         </w:rPr>
-        <w:t xml:space="preserve"> — Email OTP + JWT 기반 인증/인가 플로우를 설계·구현하고 2년 이상 실사용 트래픽에서 운영.</w:t>
+        <w:t xml:space="preserve"> — 2년 무중단. ArgoCD GitOps, Prometheus·Gatus. 헬스 대시보드(status.bit-habit.com)와 아키텍처 문서(infra.bit-habit.com)를 공개 — 깨져 있으면 깨진 채로 보입니다.</w:t>
       </w:r>
     </w:p>
     <w:p>
@@ -475,13 +501,25 @@
         <w:rPr>
           <w:b/>
         </w:rPr>
-        <w:t>Bithabit 습관 형성 서비스</w:t>
+        <w:t>Sentinel</w:t>
       </w:r>
       <w:r>
         <w:rPr>
           <w:b w:val="0"/>
         </w:rPr>
-        <w:t xml:space="preserve"> — IITP 해커톤 2위, 2년 이상 실사용 서비스 운영. 서버 비용 절감을 위해 타임랩스 GIF 생성을 클라이언트로 이전($0).</w:t>
+        <w:t xml:space="preserve"> — 메가존 해커톤 1위. 모델을 부르지 않아도 되는 구간을 찾아 </w:t>
+      </w:r>
+      <w:r>
+        <w:rPr>
+          <w:b/>
+        </w:rPr>
+        <w:t>추론 비용 $0·지연 10ms 미만</w:t>
+      </w:r>
+      <w:r>
+        <w:rPr>
+          <w:b w:val="0"/>
+        </w:rPr>
+        <w:t>.</w:t>
       </w:r>
     </w:p>
     <w:p>
@@ -513,30 +551,13 @@
         <w:rPr>
           <w:b/>
         </w:rPr>
-        <w:t>글로벌 고객 기술지원 전 지표 팀 1위 (20명 중)</w:t>
+        <w:t>글로벌 기술지원 전 지표 팀 1위 (20명 중)</w:t>
       </w:r>
       <w:r>
         <w:rPr>
           <w:b w:val="0"/>
         </w:rPr>
-        <w:t xml:space="preserve"> — 문제 해결률 92.7%, 불만족(DSAT) 0%. Microsoft Global Tester 선발.</w:t>
-      </w:r>
-    </w:p>
-    <w:p>
-      <w:pPr>
-        <w:pStyle w:val="a0"/>
-      </w:pPr>
-      <w:r>
-        <w:rPr>
-          <w:b w:val="0"/>
-        </w:rPr>
-        <w:t xml:space="preserve">낯선 테넌트·보안 정책 위에서 문제를 재현하고 원인을 좁히는 작업을 영어로 수행. </w:t>
-      </w:r>
-      <w:r>
-        <w:rPr>
-          <w:b/>
-        </w:rPr>
-        <w:t>재현 절차와 해결 과정을 문서화해 팀 자산으로 축적.</w:t>
+        <w:t xml:space="preserve"> — 해결률 92.7%, 불만족 0%. 문제를 재현·진단하고 절차를 문서로 자산화.</w:t>
       </w:r>
     </w:p>
     <w:p>
@@ -568,7 +589,7 @@
         <w:rPr>
           <w:b w:val="0"/>
         </w:rPr>
-        <w:t>현대오토에버 차량 보안 모듈 진단 및 리눅스 환경 트러블슈팅 지원.</w:t>
+        <w:t>현대오토에버 차량 보안 모듈 진단·리눅스 트러블슈팅.</w:t>
       </w:r>
     </w:p>
     <w:p>
@@ -589,7 +610,7 @@
           <w:b w:val="0"/>
         </w:rPr>
         <w:tab/>
-        <w:t>2018 – 2022 (약 4년)</w:t>
+        <w:t>2018 – 2022</w:t>
       </w:r>
     </w:p>
     <w:p>
@@ -600,182 +621,7 @@
         <w:rPr>
           <w:b w:val="0"/>
         </w:rPr>
-        <w:t>한국 학생과 필리핀 교사를 연결하는 완전 비대면 교육 사업을 4년간 운영. 사용자 피드백 수집·반영 루프 운영, 교사 관리 도구 및 Unity 학습 게임 자체 개발.</w:t>
-      </w:r>
-    </w:p>
-    <w:p>
-      <w:pPr>
-        <w:pStyle w:val="1"/>
-      </w:pPr>
-      <w:r>
-        <w:rPr>
-          <w:b w:val="0"/>
-        </w:rPr>
-        <w:t>주요 프로젝트</w:t>
-      </w:r>
-    </w:p>
-    <w:p>
-      <w:pPr>
-        <w:pStyle w:val="31"/>
-      </w:pPr>
-      <w:r>
-        <w:rPr>
-          <w:b w:val="0"/>
-        </w:rPr>
-        <w:t>BookToss — booktoss.bit-habit.com · github.com/bookseal/Booktoss</w:t>
-      </w:r>
-    </w:p>
-    <w:p>
-      <w:pPr>
-        <w:pStyle w:val="a0"/>
-      </w:pPr>
-      <w:r>
-        <w:rPr>
-          <w:b/>
-        </w:rPr>
-        <w:t>LangGraph 기반 에이전트.</w:t>
-      </w:r>
-      <w:r>
-        <w:rPr>
-          <w:b w:val="0"/>
-        </w:rPr>
-        <w:t xml:space="preserve"> 공개 API가 없는 서울 25개 구립도서관을 Browser-use/Playwright로 통합 검색. Tool Calling으로 외부 시스템(도서관 웹)을 도구로 감싸고, 상태 그래프로 실패·재시도를 다룸. 도서 탐색 5분 → 1분(80%↓). </w:t>
-      </w:r>
-      <w:r>
-        <w:rPr>
-          <w:b/>
-        </w:rPr>
-        <w:t>Upstage Solar API로 추론 엔진 재구축</w:t>
-      </w:r>
-      <w:r>
-        <w:rPr>
-          <w:b w:val="0"/>
-        </w:rPr>
-        <w:t xml:space="preserve"> 후 강점·한계를 재현 절차와 함께 공개 피드백으로 정리 (bookseal.github.io/Booktoss/feedback.html).</w:t>
-      </w:r>
-    </w:p>
-    <w:p>
-      <w:pPr>
-        <w:pStyle w:val="31"/>
-      </w:pPr>
-      <w:r>
-        <w:rPr>
-          <w:b w:val="0"/>
-        </w:rPr>
-        <w:t>LLM App Lab — llm-app-lab.bit-habit.com · github.com/bookseal/llm-app-lab</w:t>
-      </w:r>
-    </w:p>
-    <w:p>
-      <w:pPr>
-        <w:pStyle w:val="a0"/>
-      </w:pPr>
-      <w:r>
-        <w:rPr>
-          <w:b w:val="0"/>
-        </w:rPr>
-        <w:t xml:space="preserve">LLM 앱을 만들며 배우는 인터랙티브 강의. 정적 문서 페이지에서 버튼 하나로 </w:t>
-      </w:r>
-      <w:r>
-        <w:rPr>
-          <w:b/>
-        </w:rPr>
-        <w:t>실제 에이전트가 뜨고 페이지 안에서 대화</w:t>
-      </w:r>
-      <w:r>
-        <w:rPr>
-          <w:b w:val="0"/>
-        </w:rPr>
-        <w:t>됩니다 — Flask 런처가 k3s Deployment를 0→1로 스케일업하고, 유휴 시 0으로 회수. Anthropic SDK 기반 data-analyst 에이전트, job-post extractor(Structured Output) 등을 실제로 돌려볼 수 있게 만듦.</w:t>
-      </w:r>
-    </w:p>
-    <w:p>
-      <w:pPr>
-        <w:pStyle w:val="31"/>
-      </w:pPr>
-      <w:r>
-        <w:rPr>
-          <w:b w:val="0"/>
-        </w:rPr>
-        <w:t>Sentinel — sentinel.bit-habit.com</w:t>
-      </w:r>
-    </w:p>
-    <w:p>
-      <w:pPr>
-        <w:pStyle w:val="a0"/>
-      </w:pPr>
-      <w:r>
-        <w:rPr>
-          <w:b w:val="0"/>
-        </w:rPr>
-        <w:t xml:space="preserve">메가존클라우드 해커톤 1위. 실시간 음성 볼륨 감지를 </w:t>
-      </w:r>
-      <w:r>
-        <w:rPr>
-          <w:b/>
-        </w:rPr>
-        <w:t>로컬 NumPy 연산으로 처리</w:t>
-      </w:r>
-      <w:r>
-        <w:rPr>
-          <w:b w:val="0"/>
-        </w:rPr>
-        <w:t xml:space="preserve">해 추론 비용 $0·지연 10ms 미만 달성. </w:t>
-      </w:r>
-      <w:r>
-        <w:rPr>
-          <w:b/>
-        </w:rPr>
-        <w:t>모델을 부르지 않아도 되는 구간을 찾아내 비용과 지연을 없앤 사례.</w:t>
-      </w:r>
-    </w:p>
-    <w:p>
-      <w:pPr>
-        <w:pStyle w:val="31"/>
-      </w:pPr>
-      <w:r>
-        <w:rPr>
-          <w:b w:val="0"/>
-        </w:rPr>
-        <w:t>Seoul APT Prediction / Viz Platform — seoul-apt.bit-habit.com · viz.bit-habit.com</w:t>
-      </w:r>
-    </w:p>
-    <w:p>
-      <w:pPr>
-        <w:pStyle w:val="a0"/>
-      </w:pPr>
-      <w:r>
-        <w:rPr>
-          <w:b w:val="0"/>
-        </w:rPr>
-        <w:t>머신러닝을 휴리스틱 → 선형회귀 → PCA → AutoML까지 10단계로, 선형대수를 벡터 → SVD → 임베딩까지 시각화로 체험하게 만든 학습 플랫폼 (Streamlit, scikit-learn, Manim).</w:t>
-      </w:r>
-    </w:p>
-    <w:p>
-      <w:pPr>
-        <w:pStyle w:val="31"/>
-      </w:pPr>
-      <w:r>
-        <w:rPr>
-          <w:b w:val="0"/>
-        </w:rPr>
-        <w:t>CS Fundamental을 손으로 쌓아온 기록 — github.com/bookseal</w:t>
-      </w:r>
-    </w:p>
-    <w:p>
-      <w:pPr>
-        <w:pStyle w:val="a0"/>
-      </w:pPr>
-      <w:r>
-        <w:rPr>
-          <w:b w:val="0"/>
-        </w:rPr>
-        <w:t xml:space="preserve">42_irc_server(C++ 소켓 서버) · 42_philosopher(스레드·동시성·데드락) · 42_minishell(프로세스·파이프) · 42_docker_compose_inception(Docker·nginx·TLS 밑바닥 구축) · bit-habit-infra(운영 중인 k3s 클러스터). </w:t>
-      </w:r>
-      <w:r>
-        <w:rPr>
-          <w:b/>
-        </w:rPr>
-        <w:t>추상화 아래에서 무슨 일이 벌어지는지 아는 것 — 처음 보는 방식으로 깨졌을 때 원인을 좁혀 들어가는 힘의 출처입니다.</w:t>
+        <w:t>비대면 교육 사업 4년 운영. Unity 학습 게임·교사 관리 도구 자체 개발.</w:t>
       </w:r>
     </w:p>
     <w:p>
@@ -803,19 +649,31 @@
         <w:rPr>
           <w:b w:val="0"/>
         </w:rPr>
-        <w:t xml:space="preserve">: LangGraph, RAG, </w:t>
+        <w:t xml:space="preserve">: LangGraph/LangChain, </w:t>
       </w:r>
       <w:r>
         <w:rPr>
           <w:b/>
         </w:rPr>
-        <w:t>Structured Output · Tool Calling</w:t>
+        <w:t>Structured Output · Forced Tool Use · Pydantic 검증</w:t>
       </w:r>
       <w:r>
         <w:rPr>
           <w:b w:val="0"/>
         </w:rPr>
-        <w:t>, Anthropic SDK, Claude Code / Codex 기반 에이전트 워크플로우, Browser-use, Playwright, LLM API(</w:t>
+        <w:t xml:space="preserve">, RAG(§경계 청킹·재랭킹·토큰 예산), </w:t>
+      </w:r>
+      <w:r>
+        <w:rPr>
+          <w:b/>
+        </w:rPr>
+        <w:t>Eval 하네스</w:t>
+      </w:r>
+      <w:r>
+        <w:rPr>
+          <w:b w:val="0"/>
+        </w:rPr>
+        <w:t>(coverage/recall/MRR), Anthropic SDK, MCP, Browser-use, LLM API(</w:t>
       </w:r>
       <w:r>
         <w:rPr>
@@ -838,30 +696,19 @@
         <w:rPr>
           <w:b/>
         </w:rPr>
-        <w:t>Language</w:t>
+        <w:t>Backend &amp; Serving</w:t>
       </w:r>
       <w:r>
         <w:rPr>
           <w:b w:val="0"/>
         </w:rPr>
-        <w:t>: Python, C / C++, TypeScript/JavaScript, Bash</w:t>
+        <w:t xml:space="preserve">: Python, Flask, FastAPI, HTTP/REST, JWT·OAuth · </w:t>
       </w:r>
-    </w:p>
-    <w:p>
-      <w:pPr>
-        <w:pStyle w:val="a0"/>
-      </w:pPr>
       <w:r>
         <w:rPr>
           <w:b/>
         </w:rPr>
-        <w:t>Backend &amp; API</w:t>
-      </w:r>
-      <w:r>
-        <w:rPr>
-          <w:b w:val="0"/>
-        </w:rPr>
-        <w:t>: Flask, FastAPI, HTTP/REST, JSON, JWT·OAuth 인증/인가</w:t>
+        <w:t>k8s scale-to-zero 온디맨드 서빙</w:t>
       </w:r>
     </w:p>
     <w:p>
@@ -878,19 +725,19 @@
         <w:rPr>
           <w:b w:val="0"/>
         </w:rPr>
-        <w:t xml:space="preserve">: Kubernetes(k3s), Docker / Docker Compose, ArgoCD(GitOps), Terraform, </w:t>
+        <w:t xml:space="preserve">: Kubernetes(k3s), Docker, ArgoCD(GitOps), </w:t>
       </w:r>
       <w:r>
         <w:rPr>
           <w:b/>
         </w:rPr>
-        <w:t>Prometheus(관측)</w:t>
+        <w:t>Prometheus·Gatus(관측)</w:t>
       </w:r>
       <w:r>
         <w:rPr>
           <w:b w:val="0"/>
         </w:rPr>
-        <w:t>, Traefik · Nginx · cert-manager, GitHub Actions CI/CD, AWS · Oracle Cloud · Azure</w:t>
+        <w:t>, Traefik·cert-manager, GitHub Actions CI/CD, AWS·OCI·Azure</w:t>
       </w:r>
     </w:p>
     <w:p>
@@ -901,30 +748,13 @@
         <w:rPr>
           <w:b/>
         </w:rPr>
-        <w:t>Data &amp; ML</w:t>
+        <w:t>Language &amp; Data</w:t>
       </w:r>
       <w:r>
         <w:rPr>
           <w:b w:val="0"/>
         </w:rPr>
-        <w:t>: scikit-learn, NumPy, PCA/AutoML, Streamlit, SQLite/PostgreSQL</w:t>
-      </w:r>
-    </w:p>
-    <w:p>
-      <w:pPr>
-        <w:pStyle w:val="a0"/>
-      </w:pPr>
-      <w:r>
-        <w:rPr>
-          <w:b/>
-        </w:rPr>
-        <w:t>협업</w:t>
-      </w:r>
-      <w:r>
-        <w:rPr>
-          <w:b w:val="0"/>
-        </w:rPr>
-        <w:t>: Git · PR 리뷰 중심 프로세스, 기술 문서 작성 및 자산화, 비즈니스 영어</w:t>
+        <w:t>: C/C++, TypeScript, Bash · NumPy, scikit-learn, 임베딩·벡터 검색, PostgreSQL</w:t>
       </w:r>
     </w:p>
     <w:p>
@@ -952,7 +782,7 @@
         <w:rPr>
           <w:b w:val="0"/>
         </w:rPr>
-        <w:t xml:space="preserve"> — Computer Science (2022.10 – 2024.10). UNIX 시스템 프로그래밍·네트워크·동시성·메모리 관리를 </w:t>
+        <w:t xml:space="preserve"> — CS (2022.10–2024.10). UNIX 시스템·네트워크·동시성을 </w:t>
       </w:r>
       <w:r>
         <w:rPr>
@@ -964,19 +794,7 @@
         <w:rPr>
           <w:b w:val="0"/>
         </w:rPr>
-        <w:t xml:space="preserve">. </w:t>
-      </w:r>
-      <w:r>
-        <w:rPr>
-          <w:b/>
-        </w:rPr>
-        <w:t>3년간 동료 스터디 운영</w:t>
-      </w:r>
-      <w:r>
-        <w:rPr>
-          <w:b w:val="0"/>
-        </w:rPr>
-        <w:t>, 동료의 Upstage AI Research Engineer 인턴 합격을 지원.</w:t>
+        <w:t>(소켓 서버·스레드·Docker 인프라). 3년간 동료 스터디 운영.</w:t>
       </w:r>
     </w:p>
     <w:p>
@@ -993,7 +811,19 @@
         <w:rPr>
           <w:b w:val="0"/>
         </w:rPr>
-        <w:t xml:space="preserve"> — 산업공학 학사 (2007.03 – 2014.02)</w:t>
+        <w:t xml:space="preserve"> 산업공학 학사 · </w:t>
+      </w:r>
+      <w:r>
+        <w:rPr>
+          <w:b/>
+        </w:rPr>
+        <w:t>Fast Campus × Upstage AI Lab 수료</w:t>
+      </w:r>
+      <w:r>
+        <w:rPr>
+          <w:b w:val="0"/>
+        </w:rPr>
+        <w:t xml:space="preserve"> (Solar, Document Parse)</w:t>
       </w:r>
     </w:p>
     <w:p>
@@ -1004,52 +834,24 @@
         <w:rPr>
           <w:b/>
         </w:rPr>
-        <w:t>Fast Campus × Upstage AI Lab 수료</w:t>
+        <w:t>기술 내재화·공유</w:t>
       </w:r>
       <w:r>
         <w:rPr>
           <w:b w:val="0"/>
         </w:rPr>
-        <w:t xml:space="preserve"> — Solar, Document Parse 실습</w:t>
-      </w:r>
-    </w:p>
-    <w:p>
-      <w:pPr>
-        <w:pStyle w:val="a0"/>
-      </w:pPr>
-      <w:r>
-        <w:rPr>
-          <w:b/>
-        </w:rPr>
-        <w:t>Cloud Architect's Playbook</w:t>
-      </w:r>
-      <w:r>
-        <w:rPr>
-          <w:b w:val="0"/>
-        </w:rPr>
-        <w:t xml:space="preserve"> (wiki.bit-habit.com) — 클라우드·AI Agent Engineering 기술 가이드북 직접 집필·공개</w:t>
-      </w:r>
-    </w:p>
-    <w:p>
-      <w:pPr>
-        <w:pStyle w:val="a0"/>
-      </w:pPr>
-      <w:r>
-        <w:rPr>
-          <w:b w:val="0"/>
-        </w:rPr>
-        <w:t>개발자 모임·해커톤 자원봉사 다수</w:t>
+        <w:t xml:space="preserve"> — LLM App Lab(강의·코드 전체 공개), Cloud Architect's Playbook(wiki.bit-habit.com) 집필·공개</w:t>
       </w:r>
     </w:p>
     <w:sectPr>
-      <w:headerReference w:type="even" r:id="rId28"/>
-      <w:headerReference w:type="default" r:id="rId29"/>
-      <w:footerReference w:type="even" r:id="rId30"/>
-      <w:footerReference w:type="default" r:id="rId31"/>
-      <w:headerReference w:type="first" r:id="rId32"/>
-      <w:footerReference w:type="first" r:id="rId33"/>
+      <w:headerReference w:type="even" r:id="rId16"/>
+      <w:headerReference w:type="default" r:id="rId17"/>
+      <w:footerReference w:type="even" r:id="rId18"/>
+      <w:footerReference w:type="default" r:id="rId19"/>
+      <w:headerReference w:type="first" r:id="rId20"/>
+      <w:footerReference w:type="first" r:id="rId21"/>
       <w:pgSz w:w="11906" w:h="16838"/>
-      <w:pgMar w:top="320" w:right="680" w:bottom="220" w:left="680" w:header="720" w:footer="720" w:gutter="0"/>
+      <w:pgMar w:top="260" w:right="680" w:bottom="140" w:left="680" w:header="720" w:footer="720" w:gutter="0"/>
       <w:cols w:space="720"/>
       <w:docGrid w:linePitch="360"/>
     </w:sectPr>
